--- a/public/files/Nike_ELC_Onboarding_Checklist.docx
+++ b/public/files/Nike_ELC_Onboarding_Checklist.docx
@@ -52,7 +52,7 @@
       </w:pPr>
       <w:r>
         <w:rPr/>
-        <w:t>Dimona declaration filed by SD Worx at the latest the day before the start.</w:t>
+        <w:t>Dimona declaration filed by SDWorx at the latest the day before the start.</w:t>
       </w:r>
     </w:p>
     <w:p>
